--- a/companies/calderwood-partners/Engagements/Walker-Murray/Meeting Minutes 2014-01-28 - Walker-Murray - DRAFT.docx
+++ b/companies/calderwood-partners/Engagements/Walker-Murray/Meeting Minutes 2014-01-28 - Walker-Murray - DRAFT.docx
@@ -15,12 +15,12 @@
         <w:pStyle w:val="Heading1"/>
       </w:pPr>
       <w:r>
-        <w:t>Working Session: Draft Recommendations and Implementation</w:t>
+        <w:t>Working Session Minutes: Walker-Murray Working Capital Program</w:t>
       </w:r>
     </w:p>
     <w:p>
       <w:r>
-        <w:t>Minutes recorded by Brenda Rodriguez. Subject: the Walker-Murray working capital program, working session on the draft recommendations.</w:t>
+        <w:t>The session closed out the recommendations. The receivables and payables changes are agreed and ready to hand to the client's team, the inventory program is scoped, and what remains is deciding who inside the business owns each change once we step away. This record covers each in turn.</w:t>
       </w:r>
     </w:p>
     <w:p>
@@ -28,15 +28,7 @@
         <w:pStyle w:val="Heading2"/>
       </w:pPr>
       <w:r>
-        <w:t>Present</w:t>
-      </w:r>
-    </w:p>
-    <w:p>
-      <w:pPr>
-        <w:pStyle w:val="ListBullet"/>
-      </w:pPr>
-      <w:r>
-        <w:t>Jason Torres, Principal, Calderwood Partners</w:t>
+        <w:t>In attendance</w:t>
       </w:r>
     </w:p>
     <w:p>
@@ -60,6 +52,14 @@
         <w:pStyle w:val="ListBullet"/>
       </w:pPr>
       <w:r>
+        <w:t>Jason Torres, Principal, Calderwood Partners</w:t>
+      </w:r>
+    </w:p>
+    <w:p>
+      <w:pPr>
+        <w:pStyle w:val="ListBullet"/>
+      </w:pPr>
+      <w:r>
         <w:t>James Keller, Director of Operations, Walker-Murray</w:t>
       </w:r>
     </w:p>
@@ -68,12 +68,22 @@
         <w:pStyle w:val="Heading2"/>
       </w:pPr>
       <w:r>
-        <w:t>Where the numbers landed</w:t>
+        <w:t>Discussion</w:t>
       </w:r>
     </w:p>
     <w:p>
       <w:r>
-        <w:t>With the inventory now reconciled, the three findings can be put side by side. All three now rest on reconciled data rather than on first cuts, so the ranking between them is unlikely to move even as the final figures settle. The receivables recovery and the payables correction are the firmer of the three and can be realized without operational change; the inventory reduction is the larger number but carries the most execution risk, since it touches how the lines actually run. Jason Torres presented the draft recommendations against that ranking, leading with the changes that free cash at the least operational cost. James Keller pushed on the inventory figure, and rightly, because it rests on demand assumptions that his operations people know better than we do; we agreed to walk the line managers through those assumptions before the number is treated as settled.</w:t>
+        <w:t>The group reviewed the near-final recommendations. On receivables, the split we identified earlier now has a fix behind it: the large overdue accounts move to a short, named follow-up cycle, and collections and the sales managers share a single view of each account so the follow-up stops falling between them. James Keller expects the first of these to release cash within the quarter, and noted that the shared view can run on the reports the finance team already produces, so it asks no new system of anyone. On payables, the recommendation brings payment timing back to terms on the suppliers where it is safe to do so, with a short exceptions list the finance team keeps for the relationships that warrant paying early. The group walked that exceptions list line by line and agreed it is short enough to manage by hand, so the change does not wait on any new tool to begin.</w:t>
+      </w:r>
+    </w:p>
+    <w:p>
+      <w:r>
+        <w:t>Inventory took the most time. With the reconciliation now clean, John Vasquez presented the finished picture, and the excess sits mainly in slow-moving stock that the warehouse has carried out of habit rather than need. The group agreed to treat this as a program the client runs after we close rather than a change we complete for them, since it depends on purchasing decisions that belong inside the business. John Vasquez will hand over the working file so the client's team can keep the count current once we step away.</w:t>
+      </w:r>
+    </w:p>
+    <w:p>
+      <w:r>
+        <w:t>The group also settled how the changes will be measured. Brenda Rodriguez proposed tracking cash freed against the three areas separately for the first two quarters, so a slip in one does not hide behind a gain in another, and James Keller agreed the finance team can report it that way from existing figures. Jason Torres pressed the point that every recommendation should name an owner on the client side before we finish, because a change with no owner does not survive our leaving, and the group agreed to carry that into the closing review.</w:t>
       </w:r>
     </w:p>
     <w:p>
@@ -81,48 +91,190 @@
         <w:pStyle w:val="Heading2"/>
       </w:pPr>
       <w:r>
-        <w:t>What the client raised</w:t>
+        <w:t>Follow-ups</w:t>
       </w:r>
     </w:p>
-    <w:p>
-      <w:r>
-        <w:t>Keller's main concern was sequencing. He does not want the collections push and the supplier-terms change landing on the same accounts in the same month, since some suppliers are also customers, and a firmer stance on both sides at once could sour a relationship the business relies on. That is a fair point, and one we had underweighted. We took it as a design input, not an objection: the recommendation itself does not change, but the order in which its parts land now has to respect which accounts sit on both sides of the ledger. John Vasquez is mapping the overlap between the customer and supplier lists so the two changes can be staged around the accounts that appear on both.</w:t>
-      </w:r>
-    </w:p>
-    <w:p>
-      <w:pPr>
-        <w:pStyle w:val="Heading2"/>
-      </w:pPr>
-      <w:r>
-        <w:t>Implementation</w:t>
-      </w:r>
-    </w:p>
-    <w:p>
-      <w:r>
-        <w:t>We spent the back half of the session on ownership after handover, since the cash the recommendations promise only materializes if Walker-Murray runs them once we are gone. James Keller will name an owner on his side for each of the three areas, and we will build the final report around those owners so that each recommendation lands on a named desk rather than on the organization in general. Nothing in the handover asks the client to stand up new machinery; each owner is being handed a change that fits work their function already does.</w:t>
-      </w:r>
-    </w:p>
-    <w:p>
-      <w:pPr>
-        <w:pStyle w:val="Heading2"/>
-      </w:pPr>
-      <w:r>
-        <w:t>Toward the final report</w:t>
-      </w:r>
-    </w:p>
-    <w:p>
-      <w:r>
-        <w:t>The program is into its final weeks, and the remaining work is more about landing the recommendations than about new analysis. The one piece of analysis still open is the customer-supplier overlap; everything else is drafting and review. We agreed that the draft final report goes to Keller for comment before it is finalized, so that the sequencing and the owners reflect how the business actually runs rather than how it looks from our side of the table. Jason Torres will circulate the draft agenda for the closing review once the overlap mapping is done.</w:t>
-      </w:r>
-    </w:p>
-    <w:p>
-      <w:pPr>
-        <w:pStyle w:val="Heading2"/>
-      </w:pPr>
-      <w:r>
-        <w:t>Actions</w:t>
-      </w:r>
-    </w:p>
+    <w:tbl>
+      <w:tblPr>
+        <w:tblStyle w:val="TableGrid"/>
+        <w:tblW w:type="auto" w:w="0"/>
+        <w:tblLook w:firstColumn="1" w:firstRow="1" w:lastColumn="0" w:lastRow="0" w:noHBand="0" w:noVBand="1" w:val="04A0"/>
+      </w:tblPr>
+      <w:tblGrid>
+        <w:gridCol w:w="2880"/>
+        <w:gridCol w:w="2880"/>
+        <w:gridCol w:w="2880"/>
+      </w:tblGrid>
+      <w:tr>
+        <w:tc>
+          <w:tcPr>
+            <w:tcW w:type="dxa" w:w="2880"/>
+          </w:tcPr>
+          <w:p>
+            <w:r>
+              <w:rPr>
+                <w:b/>
+              </w:rPr>
+              <w:t>Item</w:t>
+            </w:r>
+          </w:p>
+        </w:tc>
+        <w:tc>
+          <w:tcPr>
+            <w:tcW w:type="dxa" w:w="2880"/>
+          </w:tcPr>
+          <w:p>
+            <w:r>
+              <w:rPr>
+                <w:b/>
+              </w:rPr>
+              <w:t>Owner</w:t>
+            </w:r>
+          </w:p>
+        </w:tc>
+        <w:tc>
+          <w:tcPr>
+            <w:tcW w:type="dxa" w:w="2880"/>
+          </w:tcPr>
+          <w:p>
+            <w:r>
+              <w:rPr>
+                <w:b/>
+              </w:rPr>
+              <w:t>Due</w:t>
+            </w:r>
+          </w:p>
+        </w:tc>
+      </w:tr>
+      <w:tr>
+        <w:tc>
+          <w:tcPr>
+            <w:tcW w:type="dxa" w:w="2880"/>
+          </w:tcPr>
+          <w:p>
+            <w:r>
+              <w:t>Finalize the recommendation pack, with each change tied to a named client owner</w:t>
+            </w:r>
+          </w:p>
+        </w:tc>
+        <w:tc>
+          <w:tcPr>
+            <w:tcW w:type="dxa" w:w="2880"/>
+          </w:tcPr>
+          <w:p>
+            <w:r>
+              <w:t>Brenda Rodriguez</w:t>
+            </w:r>
+          </w:p>
+        </w:tc>
+        <w:tc>
+          <w:tcPr>
+            <w:tcW w:type="dxa" w:w="2880"/>
+          </w:tcPr>
+          <w:p>
+            <w:r>
+              <w:t>Before the closing review</w:t>
+            </w:r>
+          </w:p>
+        </w:tc>
+      </w:tr>
+      <w:tr>
+        <w:tc>
+          <w:tcPr>
+            <w:tcW w:type="dxa" w:w="2880"/>
+          </w:tcPr>
+          <w:p>
+            <w:r>
+              <w:t>Complete the data appendix so every figure in the pack traces to its source</w:t>
+            </w:r>
+          </w:p>
+        </w:tc>
+        <w:tc>
+          <w:tcPr>
+            <w:tcW w:type="dxa" w:w="2880"/>
+          </w:tcPr>
+          <w:p>
+            <w:r>
+              <w:t>John Vasquez</w:t>
+            </w:r>
+          </w:p>
+        </w:tc>
+        <w:tc>
+          <w:tcPr>
+            <w:tcW w:type="dxa" w:w="2880"/>
+          </w:tcPr>
+          <w:p>
+            <w:r>
+              <w:t>Before the closing review</w:t>
+            </w:r>
+          </w:p>
+        </w:tc>
+      </w:tr>
+      <w:tr>
+        <w:tc>
+          <w:tcPr>
+            <w:tcW w:type="dxa" w:w="2880"/>
+          </w:tcPr>
+          <w:p>
+            <w:r>
+              <w:t>Nominate the internal owners for the receivables follow-up cycle and the inventory program</w:t>
+            </w:r>
+          </w:p>
+        </w:tc>
+        <w:tc>
+          <w:tcPr>
+            <w:tcW w:type="dxa" w:w="2880"/>
+          </w:tcPr>
+          <w:p>
+            <w:r>
+              <w:t>James Keller</w:t>
+            </w:r>
+          </w:p>
+        </w:tc>
+        <w:tc>
+          <w:tcPr>
+            <w:tcW w:type="dxa" w:w="2880"/>
+          </w:tcPr>
+          <w:p>
+            <w:r>
+              <w:t>This week</w:t>
+            </w:r>
+          </w:p>
+        </w:tc>
+      </w:tr>
+      <w:tr>
+        <w:tc>
+          <w:tcPr>
+            <w:tcW w:type="dxa" w:w="2880"/>
+          </w:tcPr>
+          <w:p>
+            <w:r>
+              <w:t>Set the closing review with the client's leadership and confirm the agenda</w:t>
+            </w:r>
+          </w:p>
+        </w:tc>
+        <w:tc>
+          <w:tcPr>
+            <w:tcW w:type="dxa" w:w="2880"/>
+          </w:tcPr>
+          <w:p>
+            <w:r>
+              <w:t>Jason Torres</w:t>
+            </w:r>
+          </w:p>
+        </w:tc>
+        <w:tc>
+          <w:tcPr>
+            <w:tcW w:type="dxa" w:w="2880"/>
+          </w:tcPr>
+          <w:p>
+            <w:r>
+              <w:t>Next week</w:t>
+            </w:r>
+          </w:p>
+        </w:tc>
+      </w:tr>
+    </w:tbl>
     <w:sectPr>
       <w:headerReference w:type="first" r:id="rId9"/>
       <w:headerReference w:type="default" r:id="rId10"/>
